--- a/reports/ksp/grade10/grade10-week06-ksp.docx
+++ b/reports/ksp/grade10/grade10-week06-ksp.docx
@@ -249,7 +249,7 @@
           </w:tcPr>
           <w:p>
             <w:r>
-              <w:t>Data Representation</w:t>
+              <w:t>Number Systems, Truth Table, Arithmetic Operations with Binary Numbers</w:t>
             </w:r>
           </w:p>
         </w:tc>
@@ -288,7 +288,7 @@
           </w:tcPr>
           <w:p>
             <w:r>
-              <w:t>Explain the core concepts of Data Representation using correct terminology. Identify key components, roles, or stages related to Data Representation. Analyze a real-world example where Data Representation is applied. Compare two representations or approaches within Data Representation. Apply Data Representation concepts to a short practical task or scenario.</w:t>
+              <w:t>Explain the core concepts of Number Systems, Truth Table, Arithmetic Operations with Binary Numbers using correct terminology. Identify key components, roles, or stages related to Number Systems, Truth Table, Arithmetic Operations with Binary Numbers. Analyze a real-world example where Number Systems, Truth Table, Arithmetic Operations with Binary Numbers is applied. Compare two representations or approaches within Number Systems, Truth Table, Arithmetic Operations with Binary Numbers. Apply Number Systems, Truth Table, Arithmetic Operations with Binary Numbers concepts to a short practical task or scenario.</w:t>
             </w:r>
           </w:p>
         </w:tc>
@@ -327,7 +327,7 @@
           </w:tcPr>
           <w:p>
             <w:r>
-              <w:t>Students will be able to: Explain the core concepts of Data Representation using correct terminology. Identify key components, roles, or stages related to Data Representation. Analyze a real-world example where Data Representation is applied. Compare two representations or approaches within Data Representation. Apply Data Representation concepts to a short practical task or scenario.</w:t>
+              <w:t>Students will be able to: Explain the core concepts of Number Systems, Truth Table, Arithmetic Operations with Binary Numbers using correct terminology. Identify key components, roles, or stages related to Number Systems, Truth Table, Arithmetic Operations with Binary Numbers. Analyze a real-world example where Number Systems, Truth Table, Arithmetic Operations with Binary Numbers is applied. Compare two representations or approaches within Number Systems, Truth Table, Arithmetic Operations with Binary Numbers. Apply Number Systems, Truth Table, Arithmetic Operations with Binary Numbers concepts to a short practical task or scenario.</w:t>
             </w:r>
           </w:p>
         </w:tc>
@@ -366,7 +366,7 @@
           </w:tcPr>
           <w:p>
             <w:r>
-              <w:t>Uses technical vocabulary accurately in explanations. Identifies correct components or stages of Data Representation. Provides a valid real-world example and justification. Completes the practice task with clear reasoning.</w:t>
+              <w:t>Uses technical vocabulary accurately in explanations. Identifies correct components or stages of Number Systems, Truth Table, Arithmetic Operations with Binary Numbers. Provides a valid real-world example and justification. Completes the practice task with clear reasoning.</w:t>
             </w:r>
           </w:p>
         </w:tc>
@@ -531,7 +531,7 @@
           </w:tcPr>
           <w:p>
             <w:r>
-              <w:t>Organizational stage (5 min): Starter: Present a short real-world case related to Data Representation (news, product, or school system). Ask guiding questions to activate prior knowledge. Teacher: Define Data Representation and outline the lesson goals. Students: Share what they already know or have used.</w:t>
+              <w:t>Organizational stage (5 min): Starter: Present a short real-world case related to Number Systems, Truth Table, Arithmetic Operations with Binary Numbers (news, product, or school system). Ask guiding questions to activate prior knowledge. Teacher: Define Number Systems, Truth Table, Arithmetic Operations with Binary Numbers and outline the lesson goals. Students: Share what they already know or have used.</w:t>
             </w:r>
           </w:p>
         </w:tc>
@@ -628,7 +628,7 @@
           </w:tcPr>
           <w:p>
             <w:r>
-              <w:t>New material (30 min): Explain the main concepts and components of Data Representation with a clear diagram. Show a real-world example and map it to the concepts. Discuss advantages, limitations, or common issues. Teacher: Model a simple analysis or walkthrough. Students: Take notes and answer quick concept checks. Case task: Students analyze a short scenario and identify how Data Representation is used. Small group: Build a mini summary (3-4 bullet points) of key ideas. Teacher: Provide feedback and clarify misconceptions.</w:t>
+              <w:t>New material (30 min): Explain the main concepts and components of Number Systems, Truth Table, Arithmetic Operations with Binary Numbers with a clear diagram. Show a real-world example and map it to the concepts. Discuss advantages, limitations, or common issues. Teacher: Model a simple analysis or walkthrough. Students: Take notes and answer quick concept checks. Case task: Students analyze a short scenario and identify how Number Systems, Truth Table, Arithmetic Operations with Binary Numbers is used. Small group: Build a mini summary (3-4 bullet points) of key ideas. Teacher: Provide feedback and clarify misconceptions.</w:t>
             </w:r>
           </w:p>
         </w:tc>
@@ -752,7 +752,7 @@
           </w:tcPr>
           <w:p>
             <w:r>
-              <w:t>Reflection (10 min): Which concept was most challenging for students? Which example worked best to explain Data Representation? What should be improved for the next lesson?</w:t>
+              <w:t>Reflection (10 min): Which concept was most challenging for students? Which example worked best to explain Number Systems, Truth Table, Arithmetic Operations with Binary Numbers? What should be improved for the next lesson?</w:t>
             </w:r>
           </w:p>
         </w:tc>
@@ -768,7 +768,7 @@
           </w:tcPr>
           <w:p>
             <w:r>
-              <w:t>Find a real-world case where Data Representation is used and write a 150-200 word summary. Create a one-page study sheet with definitions, components, and one diagram of Data Representation.</w:t>
+              <w:t>Find a real-world case where Number Systems, Truth Table, Arithmetic Operations with Binary Numbers is used and write a 150-200 word summary. Create a one-page study sheet with definitions, components, and one diagram of Number Systems, Truth Table, Arithmetic Operations with Binary Numbers.</w:t>
             </w:r>
           </w:p>
         </w:tc>
